--- a/lab_meeting/2026.10.16_랩미팅 자료.docx
+++ b/lab_meeting/2026.10.16_랩미팅 자료.docx
@@ -34335,7 +34335,7 @@
           <w:szCs w:val="20"/>
           <w:lang w:eastAsia="ko-KR"/>
         </w:rPr>
-        <w:t xml:space="preserve">정각이 아닌 경우의 예: 광동댐 OPR:3365:1(2020-07-23 16:30)은 앞뒤 정시 두 행을 가져온다.</w:t>
+        <w:t xml:space="preserve">정각이 아닌 경우의 예: 광동댐 OPR:3365:1(2020-07-23 16:30)은 앞뒤 정시 두 행을 가져온다. 값은 저장소 원값이며, 부동소수 표기 잡음(예: 0.5736666666666667)만 소수 4자리로 정리해서 보여 준다.</w:t>
       </w:r>
     </w:p>
     <w:tbl>
@@ -34716,7 +34716,7 @@
                 <w:szCs w:val="17"/>
                 <w:lang w:eastAsia="ko-KR"/>
               </w:rPr>
-              <w:t xml:space="preserve">0.5736666666666667</w:t>
+              <w:t xml:space="preserve">0.5737</w:t>
             </w:r>
           </w:p>
         </w:tc>
@@ -34897,7 +34897,7 @@
                 <w:szCs w:val="17"/>
                 <w:lang w:eastAsia="ko-KR"/>
               </w:rPr>
-              <w:t xml:space="preserve">0.6428333333333334</w:t>
+              <w:t xml:space="preserve">0.6428</w:t>
             </w:r>
           </w:p>
         </w:tc>
